--- a/Project/RetailMart_End_to_End_Process_Document.docx
+++ b/Project/RetailMart_End_to_End_Process_Document.docx
@@ -1194,7 +1194,10 @@
         <w:pStyle w:val="Heading1"/>
       </w:pPr>
       <w:r>
-        <w:t>10. Recommended Next Step</w:t>
+        <w:t>3</w:t>
+      </w:r>
+      <w:r>
+        <w:t>. Recommended Next Step</w:t>
       </w:r>
     </w:p>
     <w:p>
@@ -1246,21 +1249,12 @@
       <w:pStyle w:val="Footer"/>
       <w:jc w:val="center"/>
     </w:pPr>
-    <w:proofErr w:type="spellStart"/>
     <w:r>
       <w:rPr>
         <w:color w:val="6E7882"/>
         <w:sz w:val="16"/>
       </w:rPr>
-      <w:t>RetailMart</w:t>
-    </w:r>
-    <w:proofErr w:type="spellEnd"/>
-    <w:r>
-      <w:rPr>
-        <w:color w:val="6E7882"/>
-        <w:sz w:val="16"/>
-      </w:rPr>
-      <w:t xml:space="preserve"> Natural Language Analytics Engine • End-to-end working notes</w:t>
+      <w:t>RetailMart Natural Language Analytics Engine • End-to-end working notes</w:t>
     </w:r>
   </w:p>
 </w:ftr>
